--- a/policies/build/rewrite_reference/HCO_COP_6_v2_REWRITE_DRAFT.docx
+++ b/policies/build/rewrite_reference/HCO_COP_6_v2_REWRITE_DRAFT.docx
@@ -1688,14 +1688,6 @@
     </w:p>
     <w:p>
       <w:pPr>
-        <w:pStyle w:val="ListNumber"/>
-      </w:pPr>
-      <w:r>
-        <w:t>Guidebook interpretation supplied for COP.6.a through COP.6.f.</w:t>
-      </w:r>
-    </w:p>
-    <w:p>
-      <w:pPr>
         <w:pStyle w:val="Heading1"/>
       </w:pPr>
       <w:r>
